--- a/NT_AirPollution.Web/App_Data/Payment/Template/結算申報表.docx
+++ b/NT_AirPollution.Web/App_Data/Payment/Template/結算申報表.docx
@@ -119,10 +119,11 @@
         <w:gridCol w:w="849"/>
         <w:gridCol w:w="1415"/>
         <w:gridCol w:w="1279"/>
-        <w:gridCol w:w="259"/>
-        <w:gridCol w:w="142"/>
-        <w:gridCol w:w="399"/>
-        <w:gridCol w:w="1327"/>
+        <w:gridCol w:w="141"/>
+        <w:gridCol w:w="118"/>
+        <w:gridCol w:w="541"/>
+        <w:gridCol w:w="759"/>
+        <w:gridCol w:w="568"/>
         <w:gridCol w:w="1069"/>
         <w:gridCol w:w="40"/>
       </w:tblGrid>
@@ -218,25 +219,25 @@
               <w:spacing w:before="35" w:after="35" w:line="360" w:lineRule="auto"/>
               <w:jc w:val="both"/>
               <w:rPr>
+                <w:rFonts w:eastAsia="標楷體"/>
+              </w:rPr>
+            </w:pPr>
+            <w:r>
+              <w:rPr>
                 <w:rFonts w:eastAsia="標楷體" w:hint="eastAsia"/>
               </w:rPr>
-            </w:pPr>
+              <w:t>{</w:t>
+            </w:r>
+            <w:r>
+              <w:rPr>
+                <w:rFonts w:eastAsia="標楷體"/>
+              </w:rPr>
+              <w:t>COMP_NAM</w:t>
+            </w:r>
             <w:r>
               <w:rPr>
                 <w:rFonts w:eastAsia="標楷體" w:hint="eastAsia"/>
               </w:rPr>
-              <w:t>{</w:t>
-            </w:r>
-            <w:r>
-              <w:rPr>
-                <w:rFonts w:eastAsia="標楷體"/>
-              </w:rPr>
-              <w:t>COMP_NAM</w:t>
-            </w:r>
-            <w:r>
-              <w:rPr>
-                <w:rFonts w:eastAsia="標楷體" w:hint="eastAsia"/>
-              </w:rPr>
               <w:t>}</w:t>
             </w:r>
           </w:p>
@@ -283,7 +284,7 @@
         <w:tc>
           <w:tcPr>
             <w:tcW w:w="3196" w:type="dxa"/>
-            <w:gridSpan w:val="5"/>
+            <w:gridSpan w:val="6"/>
             <w:tcBorders>
               <w:top w:val="single" w:sz="6" w:space="0" w:color="000000"/>
               <w:left w:val="single" w:sz="6" w:space="0" w:color="000000"/>
@@ -297,7 +298,7 @@
               <w:spacing w:before="35" w:after="35"/>
               <w:jc w:val="both"/>
               <w:rPr>
-                <w:rFonts w:eastAsia="標楷體" w:hint="eastAsia"/>
+                <w:rFonts w:eastAsia="標楷體"/>
               </w:rPr>
             </w:pPr>
             <w:r>
@@ -475,7 +476,7 @@
         <w:tc>
           <w:tcPr>
             <w:tcW w:w="2396" w:type="dxa"/>
-            <w:gridSpan w:val="2"/>
+            <w:gridSpan w:val="3"/>
             <w:tcBorders>
               <w:top w:val="single" w:sz="6" w:space="0" w:color="000000"/>
               <w:left w:val="single" w:sz="6" w:space="0" w:color="000000"/>
@@ -697,7 +698,7 @@
         <w:tc>
           <w:tcPr>
             <w:tcW w:w="2396" w:type="dxa"/>
-            <w:gridSpan w:val="2"/>
+            <w:gridSpan w:val="3"/>
             <w:tcBorders>
               <w:top w:val="single" w:sz="6" w:space="0" w:color="000000"/>
               <w:left w:val="single" w:sz="6" w:space="0" w:color="000000"/>
@@ -833,7 +834,7 @@
         <w:tc>
           <w:tcPr>
             <w:tcW w:w="8153" w:type="dxa"/>
-            <w:gridSpan w:val="10"/>
+            <w:gridSpan w:val="11"/>
             <w:tcBorders>
               <w:top w:val="single" w:sz="6" w:space="0" w:color="000000"/>
               <w:left w:val="single" w:sz="6" w:space="0" w:color="000000"/>
@@ -1015,7 +1016,7 @@
         <w:tc>
           <w:tcPr>
             <w:tcW w:w="1538" w:type="dxa"/>
-            <w:gridSpan w:val="2"/>
+            <w:gridSpan w:val="3"/>
             <w:tcBorders>
               <w:top w:val="single" w:sz="6" w:space="0" w:color="000000"/>
               <w:left w:val="single" w:sz="6" w:space="0" w:color="000000"/>
@@ -1355,7 +1356,7 @@
         <w:tc>
           <w:tcPr>
             <w:tcW w:w="1538" w:type="dxa"/>
-            <w:gridSpan w:val="2"/>
+            <w:gridSpan w:val="3"/>
             <w:tcBorders>
               <w:top w:val="single" w:sz="6" w:space="0" w:color="000000"/>
               <w:left w:val="single" w:sz="6" w:space="0" w:color="000000"/>
@@ -1658,7 +1659,7 @@
         <w:tc>
           <w:tcPr>
             <w:tcW w:w="1538" w:type="dxa"/>
-            <w:gridSpan w:val="2"/>
+            <w:gridSpan w:val="3"/>
             <w:tcBorders>
               <w:top w:val="single" w:sz="6" w:space="0" w:color="000000"/>
               <w:left w:val="single" w:sz="6" w:space="0" w:color="000000"/>
@@ -1879,7 +1880,7 @@
         <w:tc>
           <w:tcPr>
             <w:tcW w:w="1538" w:type="dxa"/>
-            <w:gridSpan w:val="2"/>
+            <w:gridSpan w:val="3"/>
             <w:tcBorders>
               <w:top w:val="single" w:sz="6" w:space="0" w:color="000000"/>
               <w:left w:val="single" w:sz="6" w:space="0" w:color="000000"/>
@@ -2177,7 +2178,7 @@
         <w:tc>
           <w:tcPr>
             <w:tcW w:w="2396" w:type="dxa"/>
-            <w:gridSpan w:val="2"/>
+            <w:gridSpan w:val="3"/>
             <w:tcBorders>
               <w:top w:val="single" w:sz="6" w:space="0" w:color="000000"/>
               <w:left w:val="single" w:sz="6" w:space="0" w:color="000000"/>
@@ -2313,7 +2314,7 @@
         <w:tc>
           <w:tcPr>
             <w:tcW w:w="8153" w:type="dxa"/>
-            <w:gridSpan w:val="10"/>
+            <w:gridSpan w:val="11"/>
             <w:tcBorders>
               <w:top w:val="single" w:sz="6" w:space="0" w:color="000000"/>
               <w:left w:val="single" w:sz="6" w:space="0" w:color="000000"/>
@@ -2495,7 +2496,7 @@
         <w:tc>
           <w:tcPr>
             <w:tcW w:w="1538" w:type="dxa"/>
-            <w:gridSpan w:val="2"/>
+            <w:gridSpan w:val="3"/>
             <w:tcBorders>
               <w:top w:val="single" w:sz="6" w:space="0" w:color="000000"/>
               <w:left w:val="single" w:sz="6" w:space="0" w:color="000000"/>
@@ -2794,7 +2795,7 @@
         <w:tc>
           <w:tcPr>
             <w:tcW w:w="1538" w:type="dxa"/>
-            <w:gridSpan w:val="2"/>
+            <w:gridSpan w:val="3"/>
             <w:tcBorders>
               <w:top w:val="single" w:sz="6" w:space="0" w:color="000000"/>
               <w:left w:val="single" w:sz="6" w:space="0" w:color="000000"/>
@@ -2903,7 +2904,7 @@
         <w:tc>
           <w:tcPr>
             <w:tcW w:w="10411" w:type="dxa"/>
-            <w:gridSpan w:val="12"/>
+            <w:gridSpan w:val="13"/>
             <w:tcBorders>
               <w:top w:val="single" w:sz="6" w:space="0" w:color="000000"/>
               <w:left w:val="single" w:sz="12" w:space="0" w:color="000000"/>
@@ -3100,7 +3101,7 @@
           <w:tcPr>
             <w:tcW w:w="422" w:type="dxa"/>
             <w:tcBorders>
-              <w:top w:val="single" w:sz="6" w:space="0" w:color="000000"/>
+              <w:top w:val="single" w:sz="4" w:space="0" w:color="auto"/>
               <w:left w:val="single" w:sz="12" w:space="0" w:color="000000"/>
               <w:bottom w:val="single" w:sz="6" w:space="0" w:color="000000"/>
             </w:tcBorders>
@@ -3131,7 +3132,7 @@
           <w:tcPr>
             <w:tcW w:w="1836" w:type="dxa"/>
             <w:tcBorders>
-              <w:top w:val="single" w:sz="6" w:space="0" w:color="000000"/>
+              <w:top w:val="single" w:sz="4" w:space="0" w:color="auto"/>
               <w:bottom w:val="single" w:sz="6" w:space="0" w:color="000000"/>
               <w:right w:val="single" w:sz="6" w:space="0" w:color="000000"/>
             </w:tcBorders>
@@ -3163,9 +3164,9 @@
         <w:tc>
           <w:tcPr>
             <w:tcW w:w="8153" w:type="dxa"/>
-            <w:gridSpan w:val="10"/>
-            <w:tcBorders>
-              <w:top w:val="single" w:sz="6" w:space="0" w:color="000000"/>
+            <w:gridSpan w:val="11"/>
+            <w:tcBorders>
+              <w:top w:val="single" w:sz="4" w:space="0" w:color="auto"/>
               <w:left w:val="single" w:sz="6" w:space="0" w:color="000000"/>
               <w:bottom w:val="single" w:sz="6" w:space="0" w:color="000000"/>
               <w:right w:val="single" w:sz="12" w:space="0" w:color="000000"/>
@@ -3181,7 +3182,7 @@
           <w:p>
             <w:pPr>
               <w:spacing w:before="35" w:after="35" w:line="360" w:lineRule="auto"/>
-              <w:jc w:val="left"/>
+              <w:jc w:val="both"/>
               <w:rPr>
                 <w:rFonts w:eastAsia="標楷體"/>
               </w:rPr>
@@ -3209,6 +3210,9 @@
         <w:tc>
           <w:tcPr>
             <w:tcW w:w="40" w:type="dxa"/>
+            <w:tcBorders>
+              <w:top w:val="single" w:sz="4" w:space="0" w:color="auto"/>
+            </w:tcBorders>
             <w:tcMar>
               <w:top w:w="0" w:type="dxa"/>
               <w:left w:w="10" w:type="dxa"/>
@@ -3322,8 +3326,8 @@
         </w:tc>
         <w:tc>
           <w:tcPr>
-            <w:tcW w:w="5358" w:type="dxa"/>
-            <w:gridSpan w:val="7"/>
+            <w:tcW w:w="5098" w:type="dxa"/>
+            <w:gridSpan w:val="6"/>
             <w:tcBorders>
               <w:top w:val="single" w:sz="6" w:space="0" w:color="000000"/>
               <w:left w:val="single" w:sz="6" w:space="0" w:color="000000"/>
@@ -3479,68 +3483,92 @@
         </w:tc>
         <w:tc>
           <w:tcPr>
-            <w:tcW w:w="2795" w:type="dxa"/>
+            <w:tcW w:w="1418" w:type="dxa"/>
             <w:gridSpan w:val="3"/>
             <w:tcBorders>
               <w:top w:val="single" w:sz="6" w:space="0" w:color="000000"/>
               <w:left w:val="single" w:sz="4" w:space="0" w:color="000000"/>
               <w:bottom w:val="single" w:sz="6" w:space="0" w:color="000000"/>
-              <w:right w:val="single" w:sz="12" w:space="0" w:color="000000"/>
-            </w:tcBorders>
-            <w:tcMar>
-              <w:top w:w="0" w:type="dxa"/>
-              <w:left w:w="28" w:type="dxa"/>
-              <w:bottom w:w="0" w:type="dxa"/>
-              <w:right w:w="28" w:type="dxa"/>
-            </w:tcMar>
-            <w:vAlign w:val="center"/>
-          </w:tcPr>
-          <w:p>
-            <w:pPr>
-              <w:spacing w:before="35"/>
-              <w:jc w:val="both"/>
-            </w:pPr>
-            <w:r>
-              <w:rPr>
-                <w:rFonts w:eastAsia="標楷體"/>
-              </w:rPr>
-              <w:t xml:space="preserve">                □M</w:t>
-            </w:r>
-            <w:r>
-              <w:rPr>
-                <w:rFonts w:eastAsia="標楷體"/>
-                <w:vertAlign w:val="superscript"/>
-              </w:rPr>
-              <w:t xml:space="preserve">2  </w:t>
-            </w:r>
-            <w:r>
-              <w:rPr>
-                <w:rFonts w:eastAsia="標楷體"/>
-              </w:rPr>
-              <w:t>□</w:t>
-            </w:r>
-            <w:r>
-              <w:rPr>
-                <w:rFonts w:eastAsia="標楷體"/>
-              </w:rPr>
-              <w:t>公頃</w:t>
-            </w:r>
-          </w:p>
+              <w:right w:val="single" w:sz="4" w:space="0" w:color="FFFFFF" w:themeColor="background1"/>
+            </w:tcBorders>
+            <w:tcMar>
+              <w:top w:w="0" w:type="dxa"/>
+              <w:left w:w="28" w:type="dxa"/>
+              <w:bottom w:w="0" w:type="dxa"/>
+              <w:right w:w="28" w:type="dxa"/>
+            </w:tcMar>
+            <w:vAlign w:val="center"/>
+          </w:tcPr>
           <w:p>
             <w:pPr>
               <w:widowControl/>
               <w:ind w:left="0" w:right="0"/>
-              <w:jc w:val="both"/>
-              <w:rPr>
-                <w:rFonts w:eastAsia="標楷體"/>
-              </w:rPr>
-            </w:pPr>
-            <w:r>
-              <w:rPr>
-                <w:rFonts w:eastAsia="標楷體"/>
-              </w:rPr>
-              <w:t xml:space="preserve">                 □</w:t>
-            </w:r>
+              <w:rPr>
+                <w:rFonts w:eastAsia="標楷體"/>
+              </w:rPr>
+            </w:pPr>
+            <w:r>
+              <w:rPr>
+                <w:rFonts w:eastAsia="標楷體"/>
+              </w:rPr>
+              <w:t>{AREA}</w:t>
+            </w:r>
+          </w:p>
+        </w:tc>
+        <w:tc>
+          <w:tcPr>
+            <w:tcW w:w="1637" w:type="dxa"/>
+            <w:gridSpan w:val="2"/>
+            <w:tcBorders>
+              <w:top w:val="single" w:sz="6" w:space="0" w:color="000000"/>
+              <w:left w:val="single" w:sz="4" w:space="0" w:color="FFFFFF" w:themeColor="background1"/>
+              <w:bottom w:val="single" w:sz="6" w:space="0" w:color="000000"/>
+              <w:right w:val="single" w:sz="12" w:space="0" w:color="000000"/>
+            </w:tcBorders>
+            <w:vAlign w:val="center"/>
+          </w:tcPr>
+          <w:p>
+            <w:pPr>
+              <w:spacing w:line="240" w:lineRule="atLeast"/>
+              <w:ind w:right="610"/>
+              <w:jc w:val="right"/>
+              <w:rPr>
+                <w:rFonts w:eastAsia="標楷體"/>
+              </w:rPr>
+            </w:pPr>
+            <w:r>
+              <w:rPr>
+                <w:rFonts w:eastAsia="標楷體"/>
+              </w:rPr>
+              <w:t>■M</w:t>
+            </w:r>
+            <w:r>
+              <w:rPr>
+                <w:rFonts w:eastAsia="標楷體"/>
+                <w:vertAlign w:val="superscript"/>
+              </w:rPr>
+              <w:t xml:space="preserve">2 </w:t>
+            </w:r>
+            <w:r>
+              <w:rPr>
+                <w:rFonts w:eastAsia="標楷體"/>
+              </w:rPr>
+              <w:t>□</w:t>
+            </w:r>
+            <w:proofErr w:type="gramStart"/>
+            <w:r>
+              <w:rPr>
+                <w:rFonts w:eastAsia="標楷體"/>
+              </w:rPr>
+              <w:t>公頃</w:t>
+            </w:r>
+            <w:r>
+              <w:rPr>
+                <w:rFonts w:eastAsia="標楷體"/>
+              </w:rPr>
+              <w:t>□</w:t>
+            </w:r>
+            <w:proofErr w:type="gramEnd"/>
             <w:r>
               <w:rPr>
                 <w:rFonts w:eastAsia="標楷體"/>
@@ -3643,7 +3671,7 @@
         <w:tc>
           <w:tcPr>
             <w:tcW w:w="8153" w:type="dxa"/>
-            <w:gridSpan w:val="10"/>
+            <w:gridSpan w:val="11"/>
             <w:tcBorders>
               <w:top w:val="single" w:sz="6" w:space="0" w:color="000000"/>
               <w:left w:val="single" w:sz="6" w:space="0" w:color="000000"/>
@@ -3847,7 +3875,7 @@
         <w:tc>
           <w:tcPr>
             <w:tcW w:w="8153" w:type="dxa"/>
-            <w:gridSpan w:val="10"/>
+            <w:gridSpan w:val="11"/>
             <w:tcBorders>
               <w:top w:val="single" w:sz="6" w:space="0" w:color="000000"/>
               <w:left w:val="single" w:sz="6" w:space="0" w:color="000000"/>
@@ -4340,7 +4368,7 @@
         <w:tc>
           <w:tcPr>
             <w:tcW w:w="7872" w:type="dxa"/>
-            <w:gridSpan w:val="9"/>
+            <w:gridSpan w:val="10"/>
             <w:tcBorders>
               <w:top w:val="single" w:sz="6" w:space="0" w:color="000000"/>
               <w:left w:val="single" w:sz="6" w:space="0" w:color="000000"/>
@@ -4473,7 +4501,7 @@
         <w:tc>
           <w:tcPr>
             <w:tcW w:w="7872" w:type="dxa"/>
-            <w:gridSpan w:val="9"/>
+            <w:gridSpan w:val="10"/>
             <w:tcBorders>
               <w:top w:val="single" w:sz="6" w:space="0" w:color="000000"/>
               <w:left w:val="single" w:sz="6" w:space="0" w:color="000000"/>
@@ -4648,7 +4676,7 @@
         <w:tc>
           <w:tcPr>
             <w:tcW w:w="7872" w:type="dxa"/>
-            <w:gridSpan w:val="9"/>
+            <w:gridSpan w:val="10"/>
             <w:tcBorders>
               <w:top w:val="single" w:sz="6" w:space="0" w:color="000000"/>
               <w:left w:val="single" w:sz="6" w:space="0" w:color="000000"/>
@@ -4829,7 +4857,7 @@
             <w:pPr>
               <w:spacing w:before="35"/>
               <w:rPr>
-                <w:rFonts w:eastAsia="標楷體" w:hint="eastAsia"/>
+                <w:rFonts w:eastAsia="標楷體"/>
               </w:rPr>
             </w:pPr>
             <w:r>
@@ -4862,33 +4890,33 @@
               <w:ind w:left="0"/>
               <w:jc w:val="both"/>
               <w:rPr>
+                <w:rFonts w:eastAsia="標楷體"/>
+              </w:rPr>
+            </w:pPr>
+            <w:r>
+              <w:rPr>
+                <w:rFonts w:eastAsia="標楷體"/>
+              </w:rPr>
+              <w:t>估算</w:t>
+            </w:r>
+            <w:r>
+              <w:rPr>
                 <w:rFonts w:eastAsia="標楷體" w:hint="eastAsia"/>
               </w:rPr>
-            </w:pPr>
-            <w:r>
-              <w:rPr>
-                <w:rFonts w:eastAsia="標楷體"/>
-              </w:rPr>
-              <w:t>估算</w:t>
-            </w:r>
+              <w:t>{</w:t>
+            </w:r>
+            <w:proofErr w:type="spellStart"/>
             <w:r>
               <w:rPr>
                 <w:rFonts w:eastAsia="標楷體" w:hint="eastAsia"/>
               </w:rPr>
-              <w:t>{</w:t>
-            </w:r>
-            <w:proofErr w:type="spellStart"/>
+              <w:t>DiffStr</w:t>
+            </w:r>
+            <w:proofErr w:type="spellEnd"/>
             <w:r>
               <w:rPr>
                 <w:rFonts w:eastAsia="標楷體" w:hint="eastAsia"/>
               </w:rPr>
-              <w:t>DiffStr</w:t>
-            </w:r>
-            <w:proofErr w:type="spellEnd"/>
-            <w:r>
-              <w:rPr>
-                <w:rFonts w:eastAsia="標楷體" w:hint="eastAsia"/>
-              </w:rPr>
               <w:t>}</w:t>
             </w:r>
             <w:r>
@@ -4902,7 +4930,7 @@
         <w:tc>
           <w:tcPr>
             <w:tcW w:w="7872" w:type="dxa"/>
-            <w:gridSpan w:val="9"/>
+            <w:gridSpan w:val="10"/>
             <w:tcBorders>
               <w:top w:val="single" w:sz="6" w:space="0" w:color="000000"/>
               <w:left w:val="single" w:sz="6" w:space="0" w:color="000000"/>
@@ -4999,7 +5027,7 @@
         <w:tc>
           <w:tcPr>
             <w:tcW w:w="9989" w:type="dxa"/>
-            <w:gridSpan w:val="11"/>
+            <w:gridSpan w:val="12"/>
             <w:tcBorders>
               <w:top w:val="single" w:sz="6" w:space="0" w:color="000000"/>
               <w:right w:val="single" w:sz="12" w:space="0" w:color="000000"/>
@@ -5082,7 +5110,7 @@
         <w:tc>
           <w:tcPr>
             <w:tcW w:w="9989" w:type="dxa"/>
-            <w:gridSpan w:val="11"/>
+            <w:gridSpan w:val="12"/>
             <w:tcBorders>
               <w:bottom w:val="single" w:sz="6" w:space="0" w:color="000000"/>
               <w:right w:val="single" w:sz="12" w:space="0" w:color="000000"/>
@@ -5377,6 +5405,7 @@
         <w:tc>
           <w:tcPr>
             <w:tcW w:w="1327" w:type="dxa"/>
+            <w:gridSpan w:val="2"/>
             <w:tcBorders>
               <w:top w:val="single" w:sz="12" w:space="0" w:color="000000"/>
               <w:left w:val="single" w:sz="6" w:space="0" w:color="000000"/>
